--- a/spa/docx/09.content.docx
+++ b/spa/docx/09.content.docx
@@ -235,7 +235,7 @@
         <w:rPr>
           <w:lang w:val="es_ES" w:bidi="es_ES"/>
         </w:rPr>
-        <w:t xml:space="preserve"> Elcaná tenía dos esposas. Una se llamaba Ana y la otra Penina. Penina tenía hijos, pero Ana no tenía ninguno.</w:t>
+        <w:t xml:space="preserve"> Elcaná tenía 2 esposas. Una se llamaba Ana y la otra Penina. Penina tenía hijos, pero Ana no tenía ninguno.</w:t>
       </w:r>
     </w:p>
     <w:p>
@@ -256,7 +256,7 @@
         <w:rPr>
           <w:lang w:val="es_ES" w:bidi="es_ES"/>
         </w:rPr>
-        <w:t xml:space="preserve"> Todos los años Elcaná y su familia subían desde su pueblo hasta Silo para adorar al Señor Todopoderoso y presentarle sacrificios. Allí servían como sacerdotes Ofni y Finés, los dos hijos de Elí.</w:t>
+        <w:t xml:space="preserve"> Todos los años Elcaná y su familia subían desde su pueblo hasta Silo para adorar al Señor Todopoderoso y presentarle sacrificios. Allí servían como sacerdotes Ofni y Finés, los 2 hijos de Elí.</w:t>
       </w:r>
     </w:p>
     <w:p>
@@ -361,7 +361,7 @@
         <w:rPr>
           <w:lang w:val="es_ES" w:bidi="es_ES"/>
         </w:rPr>
-        <w:t xml:space="preserve"> Entonces Elcaná le preguntaba: —Ana, ¿por qué lloras? ¿Por qué no comes? ¿Por qué estás tan triste? ¿Acaso no valgo yo más para ti que diez hijos?</w:t>
+        <w:t xml:space="preserve"> Entonces Elcaná le preguntaba: —Ana, ¿por qué lloras? ¿Por qué no comes? ¿Por qué estás tan triste? ¿Acaso no valgo yo más para ti que 10 hijos?</w:t>
       </w:r>
     </w:p>
     <w:p>
@@ -797,7 +797,7 @@
         <w:rPr>
           <w:lang w:val="es_ES" w:bidi="es_ES"/>
         </w:rPr>
-        <w:t xml:space="preserve"> »No hay otro Dios santo como el Señor, ni hay otra roca como nuestro Dios.</w:t>
+        <w:t xml:space="preserve"> No hay otro Dios santo como el Señor, ni hay otra roca como nuestro Dios.</w:t>
       </w:r>
     </w:p>
     <w:p>
@@ -818,7 +818,7 @@
         <w:rPr>
           <w:lang w:val="es_ES" w:bidi="es_ES"/>
         </w:rPr>
-        <w:t xml:space="preserve"> »Dejen de actuar con tanto orgullo y arrogancia. El Señor conoce lo que han hecho y juzgará sus acciones.</w:t>
+        <w:t xml:space="preserve"> Dejen de actuar con tanto orgullo y arrogancia. El Señor conoce lo que han hecho y juzgará sus acciones.</w:t>
       </w:r>
     </w:p>
     <w:p>
@@ -839,7 +839,7 @@
         <w:rPr>
           <w:lang w:val="es_ES" w:bidi="es_ES"/>
         </w:rPr>
-        <w:t xml:space="preserve"> »Los poderosos han perdido su fuerza, mientras que los débiles se han vuelto fuertes.</w:t>
+        <w:t xml:space="preserve"> Los poderosos han perdido su fuerza, mientras que los débiles se han vuelto fuertes.</w:t>
       </w:r>
     </w:p>
     <w:p>
@@ -881,7 +881,7 @@
         <w:rPr>
           <w:lang w:val="es_ES" w:bidi="es_ES"/>
         </w:rPr>
-        <w:t xml:space="preserve"> »Del Señor vienen la muerte y la vida.Él hace a algunos bajar al lugar de los muertos, y a otros los levanta.</w:t>
+        <w:t xml:space="preserve"> Del Señor vienen la muerte y la vida.Él hace a algunos bajar al lugar de los muertos, y a otros los levanta.</w:t>
       </w:r>
     </w:p>
     <w:p>
@@ -923,7 +923,7 @@
         <w:rPr>
           <w:lang w:val="es_ES" w:bidi="es_ES"/>
         </w:rPr>
-        <w:t xml:space="preserve"> Levanta al pobre del suelo polvoriento y saca al necesitado de la basura para sentarlo junto a los príncipes y darle un lugar de honor.»Porque el Señor puso los fundamentos de la tierra,y levantó sobre ellos el mundo.</w:t>
+        <w:t xml:space="preserve"> Levanta al pobre del suelo polvoriento y saca al necesitado de la basura para sentarlo junto a los príncipes y darle un lugar de honor.El Señor puso los fundamentos de la tierra,y levantó sobre ellos el mundo.</w:t>
       </w:r>
     </w:p>
     <w:p>
@@ -944,7 +944,7 @@
         <w:rPr>
           <w:lang w:val="es_ES" w:bidi="es_ES"/>
         </w:rPr>
-        <w:t xml:space="preserve"> Protegerá a los que le son fieles,pero los malvados morirán en la oscuridad. »Nadie vencerá por su propias fuerzas.</w:t>
+        <w:t xml:space="preserve"> Protegerá a los que le son fieles,pero los malvados morirán en la oscuridad. Nadie vencerá por su propias fuerzas.</w:t>
       </w:r>
     </w:p>
     <w:p>
@@ -1842,7 +1842,7 @@
         <w:rPr>
           <w:lang w:val="es_ES" w:bidi="es_ES"/>
         </w:rPr>
-        <w:t xml:space="preserve"> Pero Elí lo llamó: —Hijo mío.Samuel contestó:— Aquí estoy.</w:t>
+        <w:t xml:space="preserve"> Pero Elí lo llamó: —Hijo mío.Samuel contestó:—Aquí estoy.</w:t>
       </w:r>
     </w:p>
     <w:p>
@@ -5225,7 +5225,7 @@
         <w:rPr>
           <w:lang w:val="es_ES" w:bidi="es_ES"/>
         </w:rPr>
-        <w:t xml:space="preserve"> Tomó dos bueyes, los cortó en pedazos y envió los trozos con mensajeros a todo el territorio de Israel. El mensaje decía: «Esto mismo les pasará a los bueyes de quien no salga a pelear junto con Saúl y Samuel».El Señor hizo que el pueblo sintiera temor ante las palabras de Saúl. Todos salieron unidos como si fueran un solo hombre.</w:t>
+        <w:t xml:space="preserve"> Tomó 2 bueyes, los cortó en pedazos y envió los trozos con mensajeros a todo el territorio de Israel. El mensaje decía: «Esto mismo les pasará a los bueyes de quien no salga a pelear junto con Saúl y Samuel».El Señor hizo que el pueblo sintiera temor ante las palabras de Saúl. Todos salieron unidos como si fueran un solo hombre.</w:t>
       </w:r>
     </w:p>
     <w:p>
@@ -6575,7 +6575,7 @@
         <w:rPr>
           <w:lang w:val="es_ES" w:bidi="es_ES"/>
         </w:rPr>
-        <w:t xml:space="preserve"> Jonatán le dijo a su escudero: —Vamos a donde están esos paganos. Tal vez el Señor haga algo por medio de nosotros. Para él no es difícil salvar con muchos soldados o con pocos.</w:t>
+        <w:t xml:space="preserve"> Jonatán le dijo a su escudero: —Vamos a donde están esos que se oponen a Dios. Tal vez el Señor haga algo por medio de nosotros. Para él no es difícil salvar con muchos soldados o con pocos.</w:t>
       </w:r>
     </w:p>
     <w:p>
@@ -9227,7 +9227,7 @@
         <w:rPr>
           <w:lang w:val="es_ES" w:bidi="es_ES"/>
         </w:rPr>
-        <w:t xml:space="preserve"> David habló con otros soldados que estaban cerca para confirmar lo que había escuchado: —¿Qué recibirá el hombre que mate a ese filisteo y termine con esta humillación para Israel? ¿Quién se cree que es este filisteo pagano para desafiar a los ejércitos del Dios vivo?</w:t>
+        <w:t xml:space="preserve"> David habló con otros soldados que estaban cerca para confirmar lo que había escuchado: —¿Qué recibirá el hombre que mate a ese filisteo y termine con esta humillación para Israel? ¿Quién se cree que es este filisteo extranjero para desafiar a los ejércitos del Dios vivo?</w:t>
       </w:r>
     </w:p>
     <w:p>
@@ -9437,7 +9437,7 @@
         <w:rPr>
           <w:lang w:val="es_ES" w:bidi="es_ES"/>
         </w:rPr>
-        <w:t xml:space="preserve"> He matado así leones y osos. Haré lo mismo con este filisteo pagano, porque ha desafiado a los ejércitos del Dios vivo.</w:t>
+        <w:t xml:space="preserve"> He matado así leones y osos. Haré lo mismo con este filisteo, porque ha desafiado a los ejércitos del Dios vivo.</w:t>
       </w:r>
     </w:p>
     <w:p>
@@ -15246,7 +15246,7 @@
         <w:rPr>
           <w:lang w:val="es_ES" w:bidi="es_ES"/>
         </w:rPr>
-        <w:t xml:space="preserve"> Así que David partió con sus 600 hombres y se presentó ante Aquis, hijo de Maoc, rey de Gat. David y sus hombres se establecieron en Gat con Aquis. Cada uno llevó a su familia. David llevó a sus dos esposas: Ajinoán de Jezreel y Abigaíl de Carmel, viuda de Nabal.</w:t>
+        <w:t xml:space="preserve"> Así que David partió con sus 600 hombres y se presentó ante Aquis, hijo de Maoc, rey de Gat. David y sus hombres se establecieron en Gat con Aquis. Cada uno llevó a su familia. David llevó a sus dos esposas: Ajinoán de Jezrel y Abigaíl de Carmel, viuda de Nabal.</w:t>
       </w:r>
     </w:p>
     <w:p>
@@ -16344,7 +16344,7 @@
         <w:rPr>
           <w:lang w:val="es_ES" w:bidi="es_ES"/>
         </w:rPr>
-        <w:t xml:space="preserve"> Las dos esposas de David también habían sido capturadas: Ajinoán de Jezreel y Abigaíl, la que había sido esposa de Nabal de Carmel.</w:t>
+        <w:t xml:space="preserve"> Las dos esposas de David también habían sido capturadas: Ajinoán de Jezrel y Abigaíl, la que había sido esposa de Nabal de Carmel.</w:t>
       </w:r>
     </w:p>
     <w:p>
@@ -16864,7 +16864,7 @@
         <w:rPr>
           <w:lang w:val="es_ES" w:bidi="es_ES"/>
         </w:rPr>
-        <w:t xml:space="preserve"> Entonces Saúl le pidió a su escudero: —Saca tu espada y mátame antes de que estos paganos filisteos me capturen y me torturen.Pero el escudero tenía mucho miedo y no quiso hacerlo. Entonces Saúl tomó su propia espada y se dejó caer sobre ella.</w:t>
+        <w:t xml:space="preserve"> Entonces Saúl le pidió a su escudero: —Saca tu espada y mátame antes de que me capturen y me torturen estos filisteos que se oponen a Dios.Pero el escudero tenía mucho miedo y no quiso hacerlo. Entonces Saúl tomó su propia espada y se dejó caer sobre ella.</w:t>
       </w:r>
     </w:p>
     <w:p>

--- a/spa/docx/09.content.docx
+++ b/spa/docx/09.content.docx
@@ -7478,7 +7478,7 @@
         <w:rPr>
           <w:lang w:val="es_ES" w:bidi="es_ES"/>
         </w:rPr>
-        <w:t xml:space="preserve"> Saúl tuvo tres hijos: Jonatán, Isví y Malquisúa. Y tuvo dos hijas: Merab, la mayor, y Mical.</w:t>
+        <w:t xml:space="preserve"> Saúl tuvo tres hijos: Jonatán, Isví y Malquisúa. Y tuvo dos hijas: Merab, la mayor, y Mical. Saúl peleó sin cesar contra los filisteos durante todos los años de su reinado. Por esta razón, se llevaba para su ejército cualquier hombre fuerte y valiente que se encontraba.</w:t>
       </w:r>
     </w:p>
     <w:p>
@@ -7499,7 +7499,7 @@
         <w:rPr>
           <w:lang w:val="es_ES" w:bidi="es_ES"/>
         </w:rPr>
-        <w:t xml:space="preserve"> La esposa de Saúl se llamaba Ajinoán, hija de Ajimaz. El líder de su ejército era su primo Abner, hijo de Ner, tío de Saúl. Ner y Quis, el padre de Saúl, eran hermanos, ambos hijos de Abiel. Saúl peleó sin cesar contra los filisteos durante todos los años de su reinado. Por esta razón, se llevaba para su ejército cualquier hombre fuerte y valiente que se encontraba.</w:t>
+        <w:t xml:space="preserve"> La esposa de Saúl se llamaba Ajinoán, hija de Ajimaz. El líder de su ejército era su primo Abner, hijo de Ner, tío de Saúl. Ner y Quis, el padre de Saúl, eran hermanos, ambos hijos de Abiel.Saúl peleó sin cesar contra los filisteos durante todos los años de su reinado. Por esta razón, se llevaba para su ejército cualquier hombre fuerte y valiente que se encontraba.Saúl peleó sin cesar contra los filisteos durante todos los años de su reinado. Por esta razón, se llevaba para su ejército cualquier hombre fu erte y valiente que se encontraba.</w:t>
       </w:r>
     </w:p>
     <w:p>
